--- a/Khiếu nại/09-KN.docx
+++ b/Khiếu nại/09-KN.docx
@@ -1,28 +1,28 @@
 
 <file path=word/document.xml><?xml version="1.0" encoding="utf-8"?>
-<w:document xmlns:wpc="http://schemas.microsoft.com/office/word/2010/wordprocessingCanvas" xmlns:cx="http://schemas.microsoft.com/office/drawing/2014/chartex" xmlns:mc="http://schemas.openxmlformats.org/markup-compatibility/2006" xmlns:o="urn:schemas-microsoft-com:office:office" xmlns:r="http://schemas.openxmlformats.org/officeDocument/2006/relationships" xmlns:m="http://schemas.openxmlformats.org/officeDocument/2006/math" xmlns:v="urn:schemas-microsoft-com:vml" xmlns:wp14="http://schemas.microsoft.com/office/word/2010/wordprocessingDrawing" xmlns:wp="http://schemas.openxmlformats.org/drawingml/2006/wordprocessingDrawing" xmlns:w10="urn:schemas-microsoft-com:office:word" xmlns:w="http://schemas.openxmlformats.org/wordprocessingml/2006/main" xmlns:w14="http://schemas.microsoft.com/office/word/2010/wordml" xmlns:w15="http://schemas.microsoft.com/office/word/2012/wordml" xmlns:w16se="http://schemas.microsoft.com/office/word/2015/wordml/symex" xmlns:wpg="http://schemas.microsoft.com/office/word/2010/wordprocessingGroup" xmlns:wpi="http://schemas.microsoft.com/office/word/2010/wordprocessingInk" xmlns:wne="http://schemas.microsoft.com/office/word/2006/wordml" xmlns:wps="http://schemas.microsoft.com/office/word/2010/wordprocessingShape" mc:Ignorable="w14 w15 w16se wp14">
+<w:document xmlns:wpc="http://schemas.microsoft.com/office/word/2010/wordprocessingCanvas" xmlns:cx="http://schemas.microsoft.com/office/drawing/2014/chartex" xmlns:cx1="http://schemas.microsoft.com/office/drawing/2015/9/8/chartex" xmlns:cx2="http://schemas.microsoft.com/office/drawing/2015/10/21/chartex" xmlns:cx3="http://schemas.microsoft.com/office/drawing/2016/5/9/chartex" xmlns:cx4="http://schemas.microsoft.com/office/drawing/2016/5/10/chartex" xmlns:cx5="http://schemas.microsoft.com/office/drawing/2016/5/11/chartex" xmlns:cx6="http://schemas.microsoft.com/office/drawing/2016/5/12/chartex" xmlns:cx7="http://schemas.microsoft.com/office/drawing/2016/5/13/chartex" xmlns:cx8="http://schemas.microsoft.com/office/drawing/2016/5/14/chartex" xmlns:mc="http://schemas.openxmlformats.org/markup-compatibility/2006" xmlns:aink="http://schemas.microsoft.com/office/drawing/2016/ink" xmlns:am3d="http://schemas.microsoft.com/office/drawing/2017/model3d" xmlns:o="urn:schemas-microsoft-com:office:office" xmlns:r="http://schemas.openxmlformats.org/officeDocument/2006/relationships" xmlns:m="http://schemas.openxmlformats.org/officeDocument/2006/math" xmlns:v="urn:schemas-microsoft-com:vml" xmlns:wp14="http://schemas.microsoft.com/office/word/2010/wordprocessingDrawing" xmlns:wp="http://schemas.openxmlformats.org/drawingml/2006/wordprocessingDrawing" xmlns:w10="urn:schemas-microsoft-com:office:word" xmlns:w="http://schemas.openxmlformats.org/wordprocessingml/2006/main" xmlns:w14="http://schemas.microsoft.com/office/word/2010/wordml" xmlns:w15="http://schemas.microsoft.com/office/word/2012/wordml" xmlns:w16cex="http://schemas.microsoft.com/office/word/2018/wordml/cex" xmlns:w16cid="http://schemas.microsoft.com/office/word/2016/wordml/cid" xmlns:w16="http://schemas.microsoft.com/office/word/2018/wordml" xmlns:w16se="http://schemas.microsoft.com/office/word/2015/wordml/symex" xmlns:wpg="http://schemas.microsoft.com/office/word/2010/wordprocessingGroup" xmlns:wpi="http://schemas.microsoft.com/office/word/2010/wordprocessingInk" xmlns:wne="http://schemas.microsoft.com/office/word/2006/wordml" xmlns:wps="http://schemas.microsoft.com/office/word/2010/wordprocessingShape" mc:Ignorable="w14 w15 w16se w16cid w16 w16cex wp14">
   <w:body>
     <w:tbl>
       <w:tblPr>
-        <w:tblW w:w="9946" w:type="dxa"/>
+        <w:tblW w:w="10307" w:type="dxa"/>
         <w:tblInd w:w="-452" w:type="dxa"/>
         <w:tblLayout w:type="fixed"/>
         <w:tblLook w:val="0000" w:firstRow="0" w:lastRow="0" w:firstColumn="0" w:lastColumn="0" w:noHBand="0" w:noVBand="0"/>
       </w:tblPr>
       <w:tblGrid>
-        <w:gridCol w:w="4060"/>
+        <w:gridCol w:w="4421"/>
         <w:gridCol w:w="5886"/>
       </w:tblGrid>
       <w:tr>
         <w:tc>
           <w:tcPr>
-            <w:tcW w:w="4060" w:type="dxa"/>
-          </w:tcPr>
-          <w:p>
-            <w:pPr>
-              <w:jc w:val="center"/>
-              <w:rPr>
-                <w:b/>
+            <w:tcW w:w="4421" w:type="dxa"/>
+          </w:tcPr>
+          <w:p>
+            <w:pPr>
+              <w:jc w:val="center"/>
+              <w:rPr>
+                <w:bCs/>
                 <w:color w:val="000000"/>
                 <w:spacing w:val="-8"/>
                 <w:sz w:val="26"/>
@@ -33,14 +33,34 @@
             </w:pPr>
             <w:r>
               <w:rPr>
-                <w:b/>
+                <w:bCs/>
                 <w:color w:val="000000"/>
                 <w:spacing w:val="-8"/>
                 <w:sz w:val="26"/>
                 <w:szCs w:val="26"/>
                 <w:lang w:val="pt-BR"/>
               </w:rPr>
-              <w:t>[[DVChuQuan]]</w:t>
+              <w:t>[[</w:t>
+            </w:r>
+            <w:r>
+              <w:rPr>
+                <w:bCs/>
+                <w:color w:val="000000"/>
+                <w:sz w:val="26"/>
+                <w:szCs w:val="26"/>
+              </w:rPr>
+              <w:t>TenCoQuanToChucLine1</w:t>
+            </w:r>
+            <w:r>
+              <w:rPr>
+                <w:bCs/>
+                <w:color w:val="000000"/>
+                <w:spacing w:val="-8"/>
+                <w:sz w:val="26"/>
+                <w:szCs w:val="26"/>
+                <w:lang w:val="pt-BR"/>
+              </w:rPr>
+              <w:t>]]</w:t>
             </w:r>
           </w:p>
           <w:p>
@@ -49,7 +69,7 @@
               <w:jc w:val="center"/>
               <w:rPr>
                 <w:rFonts w:ascii="Times New Roman" w:hAnsi="Times New Roman"/>
-                <w:b/>
+                <w:bCs/>
                 <w:color w:val="000000"/>
                 <w:sz w:val="26"/>
                 <w:szCs w:val="26"/>
@@ -60,13 +80,34 @@
             <w:r>
               <w:rPr>
                 <w:rFonts w:ascii="Times New Roman" w:hAnsi="Times New Roman"/>
-                <w:b/>
+                <w:bCs/>
                 <w:color w:val="000000"/>
                 <w:sz w:val="26"/>
                 <w:szCs w:val="26"/>
                 <w:lang w:val="pt-BR"/>
               </w:rPr>
-              <w:t>[[DVThucHien]]</w:t>
+              <w:t>[[</w:t>
+            </w:r>
+            <w:r>
+              <w:rPr>
+                <w:rFonts w:ascii="Times New Roman" w:hAnsi="Times New Roman"/>
+                <w:bCs/>
+                <w:color w:val="000000"/>
+                <w:sz w:val="26"/>
+                <w:szCs w:val="26"/>
+              </w:rPr>
+              <w:t>TenCoQuanToChucLine2</w:t>
+            </w:r>
+            <w:r>
+              <w:rPr>
+                <w:rFonts w:ascii="Times New Roman" w:hAnsi="Times New Roman"/>
+                <w:bCs/>
+                <w:color w:val="000000"/>
+                <w:sz w:val="26"/>
+                <w:szCs w:val="26"/>
+                <w:lang w:val="pt-BR"/>
+              </w:rPr>
+              <w:t>]]</w:t>
             </w:r>
           </w:p>
           <w:p>
@@ -88,7 +129,7 @@
               <mc:AlternateContent>
                 <mc:Choice Requires="wps">
                   <w:drawing>
-                    <wp:anchor distT="0" distB="0" distL="114300" distR="114300" simplePos="0" relativeHeight="251659264" behindDoc="0" locked="0" layoutInCell="1" allowOverlap="1">
+                    <wp:anchor distT="0" distB="0" distL="114300" distR="114300" simplePos="0" relativeHeight="251659264" behindDoc="0" locked="0" layoutInCell="1" allowOverlap="1" wp14:anchorId="65ECB038" wp14:editId="44314A0E">
                       <wp:simplePos x="0" y="0"/>
                       <wp:positionH relativeFrom="column">
                         <wp:posOffset>953135</wp:posOffset>
@@ -358,7 +399,7 @@
         <mc:AlternateContent>
           <mc:Choice Requires="wps">
             <w:drawing>
-              <wp:anchor distT="0" distB="0" distL="114300" distR="114300" simplePos="0" relativeHeight="251661312" behindDoc="0" locked="0" layoutInCell="1" allowOverlap="1">
+              <wp:anchor distT="0" distB="0" distL="114300" distR="114300" simplePos="0" relativeHeight="251661312" behindDoc="0" locked="0" layoutInCell="1" allowOverlap="1" wp14:anchorId="31F2E2A3" wp14:editId="4DED621A">
                 <wp:simplePos x="0" y="0"/>
                 <wp:positionH relativeFrom="column">
                   <wp:posOffset>2413635</wp:posOffset>
@@ -1837,8 +1878,6 @@
                 <w:lang w:val="sv-SE"/>
               </w:rPr>
             </w:pPr>
-            <w:bookmarkStart w:id="0" w:name="_GoBack"/>
-            <w:bookmarkEnd w:id="0"/>
             <w:r>
               <w:rPr>
                 <w:rFonts w:ascii="Times New Roman" w:hAnsi="Times New Roman"/>
@@ -1855,6 +1894,1735 @@
       </w:tr>
     </w:tbl>
     <w:p/>
+    <w:p>
+      <w:pPr>
+        <w:spacing w:after="160" w:line="259" w:lineRule="auto"/>
+      </w:pPr>
+      <w:r>
+        <w:br w:type="page"/>
+      </w:r>
+    </w:p>
+    <w:p>
+      <w:pPr>
+        <w:jc w:val="center"/>
+        <w:rPr>
+          <w:b/>
+          <w:bCs/>
+          <w:color w:val="000000"/>
+        </w:rPr>
+      </w:pPr>
+      <w:r>
+        <w:rPr>
+          <w:b/>
+          <w:bCs/>
+          <w:color w:val="000000"/>
+        </w:rPr>
+        <w:lastRenderedPageBreak/>
+        <w:t xml:space="preserve">Phụ lục </w:t>
+      </w:r>
+    </w:p>
+    <w:p>
+      <w:pPr>
+        <w:jc w:val="center"/>
+        <w:rPr>
+          <w:b/>
+          <w:bCs/>
+          <w:color w:val="000000"/>
+        </w:rPr>
+      </w:pPr>
+      <w:r>
+        <w:rPr>
+          <w:b/>
+          <w:bCs/>
+          <w:color w:val="000000"/>
+        </w:rPr>
+        <w:t>LỊCH LÀM VIỆC</w:t>
+      </w:r>
+    </w:p>
+    <w:p>
+      <w:pPr>
+        <w:jc w:val="center"/>
+        <w:rPr>
+          <w:i/>
+          <w:iCs/>
+          <w:color w:val="000000"/>
+          <w:sz w:val="26"/>
+          <w:szCs w:val="26"/>
+        </w:rPr>
+      </w:pPr>
+      <w:r>
+        <w:rPr>
+          <w:i/>
+          <w:iCs/>
+          <w:color w:val="000000"/>
+          <w:sz w:val="26"/>
+          <w:szCs w:val="26"/>
+        </w:rPr>
+        <w:t>(Kèm theo Kế hoạch xác minh giải quyết khiếu nại số ... /KH-ĐXM                                ngày… /… /…của Đoàn/Tổ xác  minh)</w:t>
+      </w:r>
+    </w:p>
+    <w:p>
+      <w:pPr>
+        <w:spacing w:before="80"/>
+        <w:rPr>
+          <w:i/>
+          <w:iCs/>
+          <w:color w:val="000000"/>
+        </w:rPr>
+      </w:pPr>
+      <w:r>
+        <w:rPr>
+          <w:i/>
+          <w:iCs/>
+          <w:noProof/>
+          <w:color w:val="000000"/>
+        </w:rPr>
+        <mc:AlternateContent>
+          <mc:Choice Requires="wps">
+            <w:drawing>
+              <wp:anchor distT="0" distB="0" distL="114300" distR="114300" simplePos="0" relativeHeight="251663360" behindDoc="0" locked="0" layoutInCell="1" allowOverlap="1" wp14:anchorId="08F4A39C" wp14:editId="78E6F690">
+                <wp:simplePos x="0" y="0"/>
+                <wp:positionH relativeFrom="column">
+                  <wp:posOffset>2447290</wp:posOffset>
+                </wp:positionH>
+                <wp:positionV relativeFrom="paragraph">
+                  <wp:posOffset>41275</wp:posOffset>
+                </wp:positionV>
+                <wp:extent cx="839470" cy="0"/>
+                <wp:effectExtent l="8890" t="12700" r="8890" b="6350"/>
+                <wp:wrapNone/>
+                <wp:docPr id="2" name="Straight Connector 2"/>
+                <wp:cNvGraphicFramePr>
+                  <a:graphicFrameLocks xmlns:a="http://schemas.openxmlformats.org/drawingml/2006/main"/>
+                </wp:cNvGraphicFramePr>
+                <a:graphic xmlns:a="http://schemas.openxmlformats.org/drawingml/2006/main">
+                  <a:graphicData uri="http://schemas.microsoft.com/office/word/2010/wordprocessingShape">
+                    <wps:wsp>
+                      <wps:cNvCnPr>
+                        <a:cxnSpLocks noChangeShapeType="1"/>
+                      </wps:cNvCnPr>
+                      <wps:spPr bwMode="auto">
+                        <a:xfrm>
+                          <a:off x="0" y="0"/>
+                          <a:ext cx="839470" cy="0"/>
+                        </a:xfrm>
+                        <a:prstGeom prst="line">
+                          <a:avLst/>
+                        </a:prstGeom>
+                        <a:noFill/>
+                        <a:ln w="9525">
+                          <a:solidFill>
+                            <a:srgbClr val="000000"/>
+                          </a:solidFill>
+                          <a:round/>
+                          <a:headEnd/>
+                          <a:tailEnd/>
+                        </a:ln>
+                        <a:extLst>
+                          <a:ext uri="{909E8E84-426E-40DD-AFC4-6F175D3DCCD1}">
+                            <a14:hiddenFill xmlns:a14="http://schemas.microsoft.com/office/drawing/2010/main">
+                              <a:noFill/>
+                            </a14:hiddenFill>
+                          </a:ext>
+                        </a:extLst>
+                      </wps:spPr>
+                      <wps:bodyPr/>
+                    </wps:wsp>
+                  </a:graphicData>
+                </a:graphic>
+                <wp14:sizeRelH relativeFrom="page">
+                  <wp14:pctWidth>0</wp14:pctWidth>
+                </wp14:sizeRelH>
+                <wp14:sizeRelV relativeFrom="page">
+                  <wp14:pctHeight>0</wp14:pctHeight>
+                </wp14:sizeRelV>
+              </wp:anchor>
+            </w:drawing>
+          </mc:Choice>
+          <mc:Fallback>
+            <w:pict>
+              <v:line w14:anchorId="50DD93D3" id="Straight Connector 2" o:spid="_x0000_s1026" style="position:absolute;z-index:251663360;visibility:visible;mso-wrap-style:square;mso-width-percent:0;mso-height-percent:0;mso-wrap-distance-left:9pt;mso-wrap-distance-top:0;mso-wrap-distance-right:9pt;mso-wrap-distance-bottom:0;mso-position-horizontal:absolute;mso-position-horizontal-relative:text;mso-position-vertical:absolute;mso-position-vertical-relative:text;mso-width-percent:0;mso-height-percent:0;mso-width-relative:page;mso-height-relative:page" from="192.7pt,3.25pt" to="258.8pt,3.25pt" o:gfxdata="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"/>
+            </w:pict>
+          </mc:Fallback>
+        </mc:AlternateContent>
+      </w:r>
+    </w:p>
+    <w:p>
+      <w:pPr>
+        <w:spacing w:before="80"/>
+        <w:rPr>
+          <w:i/>
+          <w:iCs/>
+          <w:color w:val="000000"/>
+          <w:spacing w:val="-16"/>
+        </w:rPr>
+      </w:pPr>
+    </w:p>
+    <w:tbl>
+      <w:tblPr>
+        <w:tblW w:w="9782" w:type="dxa"/>
+        <w:tblInd w:w="-176" w:type="dxa"/>
+        <w:tblBorders>
+          <w:top w:val="single" w:sz="4" w:space="0" w:color="auto"/>
+          <w:left w:val="single" w:sz="4" w:space="0" w:color="auto"/>
+          <w:bottom w:val="single" w:sz="4" w:space="0" w:color="auto"/>
+          <w:right w:val="single" w:sz="4" w:space="0" w:color="auto"/>
+          <w:insideH w:val="single" w:sz="4" w:space="0" w:color="auto"/>
+          <w:insideV w:val="single" w:sz="4" w:space="0" w:color="auto"/>
+        </w:tblBorders>
+        <w:tblLayout w:type="fixed"/>
+        <w:tblLook w:val="0000" w:firstRow="0" w:lastRow="0" w:firstColumn="0" w:lastColumn="0" w:noHBand="0" w:noVBand="0"/>
+      </w:tblPr>
+      <w:tblGrid>
+        <w:gridCol w:w="568"/>
+        <w:gridCol w:w="1134"/>
+        <w:gridCol w:w="1417"/>
+        <w:gridCol w:w="1843"/>
+        <w:gridCol w:w="1317"/>
+        <w:gridCol w:w="1235"/>
+        <w:gridCol w:w="1272"/>
+        <w:gridCol w:w="996"/>
+      </w:tblGrid>
+      <w:tr>
+        <w:trPr>
+          <w:trHeight w:val="617"/>
+        </w:trPr>
+        <w:tc>
+          <w:tcPr>
+            <w:tcW w:w="568" w:type="dxa"/>
+            <w:tcBorders>
+              <w:top w:val="single" w:sz="4" w:space="0" w:color="auto"/>
+              <w:left w:val="single" w:sz="4" w:space="0" w:color="auto"/>
+              <w:bottom w:val="single" w:sz="4" w:space="0" w:color="auto"/>
+              <w:right w:val="single" w:sz="4" w:space="0" w:color="auto"/>
+            </w:tcBorders>
+            <w:vAlign w:val="center"/>
+          </w:tcPr>
+          <w:p>
+            <w:pPr>
+              <w:jc w:val="center"/>
+              <w:rPr>
+                <w:b/>
+                <w:bCs/>
+                <w:color w:val="000000"/>
+                <w:sz w:val="24"/>
+                <w:szCs w:val="24"/>
+              </w:rPr>
+            </w:pPr>
+            <w:r>
+              <w:rPr>
+                <w:b/>
+                <w:bCs/>
+                <w:color w:val="000000"/>
+                <w:spacing w:val="-4"/>
+                <w:sz w:val="22"/>
+                <w:szCs w:val="22"/>
+              </w:rPr>
+              <w:t>TT</w:t>
+            </w:r>
+          </w:p>
+        </w:tc>
+        <w:tc>
+          <w:tcPr>
+            <w:tcW w:w="1134" w:type="dxa"/>
+            <w:tcBorders>
+              <w:top w:val="single" w:sz="4" w:space="0" w:color="auto"/>
+              <w:left w:val="single" w:sz="4" w:space="0" w:color="auto"/>
+              <w:bottom w:val="single" w:sz="4" w:space="0" w:color="auto"/>
+              <w:right w:val="single" w:sz="4" w:space="0" w:color="auto"/>
+            </w:tcBorders>
+            <w:vAlign w:val="center"/>
+          </w:tcPr>
+          <w:p>
+            <w:pPr>
+              <w:jc w:val="center"/>
+              <w:rPr>
+                <w:b/>
+                <w:bCs/>
+                <w:color w:val="000000"/>
+                <w:sz w:val="24"/>
+                <w:szCs w:val="24"/>
+              </w:rPr>
+            </w:pPr>
+            <w:r>
+              <w:rPr>
+                <w:b/>
+                <w:bCs/>
+                <w:color w:val="000000"/>
+                <w:sz w:val="24"/>
+                <w:szCs w:val="24"/>
+              </w:rPr>
+              <w:t>Thời gian</w:t>
+            </w:r>
+          </w:p>
+        </w:tc>
+        <w:tc>
+          <w:tcPr>
+            <w:tcW w:w="1417" w:type="dxa"/>
+            <w:tcBorders>
+              <w:top w:val="single" w:sz="4" w:space="0" w:color="auto"/>
+              <w:left w:val="single" w:sz="4" w:space="0" w:color="auto"/>
+              <w:bottom w:val="single" w:sz="4" w:space="0" w:color="auto"/>
+              <w:right w:val="single" w:sz="4" w:space="0" w:color="auto"/>
+            </w:tcBorders>
+            <w:vAlign w:val="center"/>
+          </w:tcPr>
+          <w:p>
+            <w:pPr>
+              <w:jc w:val="center"/>
+              <w:rPr>
+                <w:b/>
+                <w:bCs/>
+                <w:color w:val="000000"/>
+                <w:sz w:val="24"/>
+                <w:szCs w:val="24"/>
+              </w:rPr>
+            </w:pPr>
+            <w:r>
+              <w:rPr>
+                <w:b/>
+                <w:bCs/>
+                <w:color w:val="000000"/>
+                <w:sz w:val="24"/>
+                <w:szCs w:val="24"/>
+              </w:rPr>
+              <w:t>Nội dung</w:t>
+            </w:r>
+          </w:p>
+          <w:p>
+            <w:pPr>
+              <w:jc w:val="center"/>
+              <w:rPr>
+                <w:b/>
+                <w:bCs/>
+                <w:color w:val="000000"/>
+                <w:sz w:val="24"/>
+                <w:szCs w:val="24"/>
+              </w:rPr>
+            </w:pPr>
+            <w:r>
+              <w:rPr>
+                <w:b/>
+                <w:bCs/>
+                <w:color w:val="000000"/>
+                <w:sz w:val="24"/>
+                <w:szCs w:val="24"/>
+              </w:rPr>
+              <w:t>công việc</w:t>
+            </w:r>
+          </w:p>
+        </w:tc>
+        <w:tc>
+          <w:tcPr>
+            <w:tcW w:w="1843" w:type="dxa"/>
+            <w:tcBorders>
+              <w:top w:val="single" w:sz="4" w:space="0" w:color="auto"/>
+              <w:left w:val="single" w:sz="4" w:space="0" w:color="auto"/>
+              <w:bottom w:val="single" w:sz="4" w:space="0" w:color="auto"/>
+              <w:right w:val="single" w:sz="4" w:space="0" w:color="auto"/>
+            </w:tcBorders>
+            <w:vAlign w:val="center"/>
+          </w:tcPr>
+          <w:p>
+            <w:pPr>
+              <w:jc w:val="center"/>
+              <w:rPr>
+                <w:b/>
+                <w:bCs/>
+                <w:color w:val="000000"/>
+                <w:sz w:val="24"/>
+                <w:szCs w:val="24"/>
+              </w:rPr>
+            </w:pPr>
+            <w:r>
+              <w:rPr>
+                <w:b/>
+                <w:bCs/>
+                <w:color w:val="000000"/>
+                <w:sz w:val="24"/>
+                <w:szCs w:val="24"/>
+              </w:rPr>
+              <w:t>Cơ quan,     đơn vị , tổ chức, cá nhân làm việc với Đoàn, Tổ xác minh</w:t>
+            </w:r>
+          </w:p>
+        </w:tc>
+        <w:tc>
+          <w:tcPr>
+            <w:tcW w:w="1317" w:type="dxa"/>
+            <w:tcBorders>
+              <w:top w:val="single" w:sz="4" w:space="0" w:color="auto"/>
+              <w:left w:val="single" w:sz="4" w:space="0" w:color="auto"/>
+              <w:bottom w:val="single" w:sz="4" w:space="0" w:color="auto"/>
+              <w:right w:val="single" w:sz="4" w:space="0" w:color="auto"/>
+            </w:tcBorders>
+            <w:vAlign w:val="center"/>
+          </w:tcPr>
+          <w:p>
+            <w:pPr>
+              <w:jc w:val="center"/>
+              <w:rPr>
+                <w:b/>
+                <w:bCs/>
+                <w:color w:val="000000"/>
+                <w:sz w:val="24"/>
+                <w:szCs w:val="24"/>
+              </w:rPr>
+            </w:pPr>
+            <w:r>
+              <w:rPr>
+                <w:b/>
+                <w:bCs/>
+                <w:color w:val="000000"/>
+                <w:sz w:val="24"/>
+                <w:szCs w:val="24"/>
+              </w:rPr>
+              <w:t>Thành phần tham gia</w:t>
+            </w:r>
+          </w:p>
+        </w:tc>
+        <w:tc>
+          <w:tcPr>
+            <w:tcW w:w="1235" w:type="dxa"/>
+            <w:tcBorders>
+              <w:top w:val="single" w:sz="4" w:space="0" w:color="auto"/>
+              <w:left w:val="single" w:sz="4" w:space="0" w:color="auto"/>
+              <w:bottom w:val="single" w:sz="4" w:space="0" w:color="auto"/>
+              <w:right w:val="single" w:sz="4" w:space="0" w:color="auto"/>
+            </w:tcBorders>
+            <w:vAlign w:val="center"/>
+          </w:tcPr>
+          <w:p>
+            <w:pPr>
+              <w:jc w:val="center"/>
+              <w:rPr>
+                <w:b/>
+                <w:bCs/>
+                <w:color w:val="000000"/>
+                <w:sz w:val="24"/>
+                <w:szCs w:val="24"/>
+              </w:rPr>
+            </w:pPr>
+            <w:r>
+              <w:rPr>
+                <w:b/>
+                <w:bCs/>
+                <w:color w:val="000000"/>
+                <w:sz w:val="24"/>
+                <w:szCs w:val="24"/>
+              </w:rPr>
+              <w:t>Địa điểm</w:t>
+            </w:r>
+          </w:p>
+          <w:p>
+            <w:pPr>
+              <w:jc w:val="center"/>
+              <w:rPr>
+                <w:b/>
+                <w:bCs/>
+                <w:color w:val="000000"/>
+                <w:sz w:val="24"/>
+                <w:szCs w:val="24"/>
+              </w:rPr>
+            </w:pPr>
+            <w:r>
+              <w:rPr>
+                <w:b/>
+                <w:bCs/>
+                <w:color w:val="000000"/>
+                <w:sz w:val="24"/>
+                <w:szCs w:val="24"/>
+              </w:rPr>
+              <w:t>tiến hành</w:t>
+            </w:r>
+          </w:p>
+        </w:tc>
+        <w:tc>
+          <w:tcPr>
+            <w:tcW w:w="1272" w:type="dxa"/>
+            <w:tcBorders>
+              <w:top w:val="single" w:sz="4" w:space="0" w:color="auto"/>
+              <w:left w:val="single" w:sz="4" w:space="0" w:color="auto"/>
+              <w:bottom w:val="single" w:sz="4" w:space="0" w:color="auto"/>
+              <w:right w:val="single" w:sz="4" w:space="0" w:color="auto"/>
+            </w:tcBorders>
+            <w:vAlign w:val="center"/>
+          </w:tcPr>
+          <w:p>
+            <w:pPr>
+              <w:jc w:val="center"/>
+              <w:rPr>
+                <w:color w:val="000000"/>
+                <w:sz w:val="24"/>
+                <w:szCs w:val="24"/>
+              </w:rPr>
+            </w:pPr>
+            <w:r>
+              <w:rPr>
+                <w:b/>
+                <w:bCs/>
+                <w:color w:val="000000"/>
+                <w:sz w:val="24"/>
+                <w:szCs w:val="24"/>
+              </w:rPr>
+              <w:t>Chủ trì, hoặc phụ trách</w:t>
+            </w:r>
+          </w:p>
+        </w:tc>
+        <w:tc>
+          <w:tcPr>
+            <w:tcW w:w="996" w:type="dxa"/>
+            <w:tcBorders>
+              <w:top w:val="single" w:sz="4" w:space="0" w:color="auto"/>
+              <w:left w:val="single" w:sz="4" w:space="0" w:color="auto"/>
+              <w:bottom w:val="single" w:sz="4" w:space="0" w:color="auto"/>
+              <w:right w:val="single" w:sz="4" w:space="0" w:color="auto"/>
+            </w:tcBorders>
+            <w:vAlign w:val="center"/>
+          </w:tcPr>
+          <w:p>
+            <w:pPr>
+              <w:keepNext/>
+              <w:spacing w:before="120" w:after="60"/>
+              <w:jc w:val="center"/>
+              <w:outlineLvl w:val="1"/>
+              <w:rPr>
+                <w:b/>
+                <w:bCs/>
+                <w:color w:val="000000"/>
+                <w:sz w:val="24"/>
+                <w:szCs w:val="24"/>
+              </w:rPr>
+            </w:pPr>
+            <w:r>
+              <w:rPr>
+                <w:b/>
+                <w:bCs/>
+                <w:color w:val="000000"/>
+                <w:sz w:val="24"/>
+                <w:szCs w:val="24"/>
+              </w:rPr>
+              <w:t>Ghi chú</w:t>
+            </w:r>
+          </w:p>
+        </w:tc>
+      </w:tr>
+      <w:tr>
+        <w:trPr>
+          <w:trHeight w:val="617"/>
+        </w:trPr>
+        <w:tc>
+          <w:tcPr>
+            <w:tcW w:w="568" w:type="dxa"/>
+            <w:tcBorders>
+              <w:top w:val="single" w:sz="4" w:space="0" w:color="auto"/>
+              <w:left w:val="single" w:sz="4" w:space="0" w:color="auto"/>
+              <w:bottom w:val="single" w:sz="4" w:space="0" w:color="auto"/>
+              <w:right w:val="single" w:sz="4" w:space="0" w:color="auto"/>
+            </w:tcBorders>
+            <w:vAlign w:val="center"/>
+          </w:tcPr>
+          <w:p>
+            <w:pPr>
+              <w:jc w:val="center"/>
+              <w:rPr>
+                <w:bCs/>
+                <w:color w:val="000000"/>
+              </w:rPr>
+            </w:pPr>
+            <w:r>
+              <w:rPr>
+                <w:bCs/>
+                <w:color w:val="000000"/>
+              </w:rPr>
+              <w:t>1</w:t>
+            </w:r>
+          </w:p>
+        </w:tc>
+        <w:tc>
+          <w:tcPr>
+            <w:tcW w:w="1134" w:type="dxa"/>
+            <w:tcBorders>
+              <w:top w:val="single" w:sz="4" w:space="0" w:color="auto"/>
+              <w:left w:val="single" w:sz="4" w:space="0" w:color="auto"/>
+              <w:bottom w:val="single" w:sz="4" w:space="0" w:color="auto"/>
+              <w:right w:val="single" w:sz="4" w:space="0" w:color="auto"/>
+            </w:tcBorders>
+          </w:tcPr>
+          <w:p>
+            <w:pPr>
+              <w:jc w:val="center"/>
+              <w:rPr>
+                <w:b/>
+                <w:bCs/>
+                <w:color w:val="000000"/>
+                <w:sz w:val="16"/>
+                <w:szCs w:val="16"/>
+              </w:rPr>
+            </w:pPr>
+          </w:p>
+        </w:tc>
+        <w:tc>
+          <w:tcPr>
+            <w:tcW w:w="1417" w:type="dxa"/>
+            <w:tcBorders>
+              <w:top w:val="single" w:sz="4" w:space="0" w:color="auto"/>
+              <w:left w:val="single" w:sz="4" w:space="0" w:color="auto"/>
+              <w:bottom w:val="single" w:sz="4" w:space="0" w:color="auto"/>
+              <w:right w:val="single" w:sz="4" w:space="0" w:color="auto"/>
+            </w:tcBorders>
+          </w:tcPr>
+          <w:p>
+            <w:pPr>
+              <w:jc w:val="center"/>
+              <w:rPr>
+                <w:b/>
+                <w:bCs/>
+                <w:color w:val="000000"/>
+                <w:sz w:val="16"/>
+                <w:szCs w:val="16"/>
+              </w:rPr>
+            </w:pPr>
+          </w:p>
+        </w:tc>
+        <w:tc>
+          <w:tcPr>
+            <w:tcW w:w="1843" w:type="dxa"/>
+            <w:tcBorders>
+              <w:top w:val="single" w:sz="4" w:space="0" w:color="auto"/>
+              <w:left w:val="single" w:sz="4" w:space="0" w:color="auto"/>
+              <w:bottom w:val="single" w:sz="4" w:space="0" w:color="auto"/>
+              <w:right w:val="single" w:sz="4" w:space="0" w:color="auto"/>
+            </w:tcBorders>
+          </w:tcPr>
+          <w:p>
+            <w:pPr>
+              <w:jc w:val="center"/>
+              <w:rPr>
+                <w:b/>
+                <w:bCs/>
+                <w:color w:val="000000"/>
+                <w:sz w:val="16"/>
+                <w:szCs w:val="16"/>
+              </w:rPr>
+            </w:pPr>
+          </w:p>
+        </w:tc>
+        <w:tc>
+          <w:tcPr>
+            <w:tcW w:w="1317" w:type="dxa"/>
+            <w:tcBorders>
+              <w:top w:val="single" w:sz="4" w:space="0" w:color="auto"/>
+              <w:left w:val="single" w:sz="4" w:space="0" w:color="auto"/>
+              <w:bottom w:val="single" w:sz="4" w:space="0" w:color="auto"/>
+              <w:right w:val="single" w:sz="4" w:space="0" w:color="auto"/>
+            </w:tcBorders>
+          </w:tcPr>
+          <w:p>
+            <w:pPr>
+              <w:jc w:val="center"/>
+              <w:rPr>
+                <w:b/>
+                <w:bCs/>
+                <w:color w:val="000000"/>
+                <w:sz w:val="16"/>
+                <w:szCs w:val="16"/>
+              </w:rPr>
+            </w:pPr>
+          </w:p>
+        </w:tc>
+        <w:tc>
+          <w:tcPr>
+            <w:tcW w:w="1235" w:type="dxa"/>
+            <w:tcBorders>
+              <w:top w:val="single" w:sz="4" w:space="0" w:color="auto"/>
+              <w:left w:val="single" w:sz="4" w:space="0" w:color="auto"/>
+              <w:bottom w:val="single" w:sz="4" w:space="0" w:color="auto"/>
+              <w:right w:val="single" w:sz="4" w:space="0" w:color="auto"/>
+            </w:tcBorders>
+          </w:tcPr>
+          <w:p>
+            <w:pPr>
+              <w:jc w:val="center"/>
+              <w:rPr>
+                <w:b/>
+                <w:bCs/>
+                <w:color w:val="000000"/>
+                <w:sz w:val="16"/>
+                <w:szCs w:val="16"/>
+              </w:rPr>
+            </w:pPr>
+          </w:p>
+        </w:tc>
+        <w:tc>
+          <w:tcPr>
+            <w:tcW w:w="1272" w:type="dxa"/>
+            <w:tcBorders>
+              <w:top w:val="single" w:sz="4" w:space="0" w:color="auto"/>
+              <w:left w:val="single" w:sz="4" w:space="0" w:color="auto"/>
+              <w:bottom w:val="single" w:sz="4" w:space="0" w:color="auto"/>
+              <w:right w:val="single" w:sz="4" w:space="0" w:color="auto"/>
+            </w:tcBorders>
+          </w:tcPr>
+          <w:p>
+            <w:pPr>
+              <w:jc w:val="center"/>
+              <w:rPr>
+                <w:b/>
+                <w:bCs/>
+                <w:color w:val="000000"/>
+                <w:sz w:val="16"/>
+                <w:szCs w:val="16"/>
+              </w:rPr>
+            </w:pPr>
+          </w:p>
+        </w:tc>
+        <w:tc>
+          <w:tcPr>
+            <w:tcW w:w="996" w:type="dxa"/>
+            <w:tcBorders>
+              <w:top w:val="single" w:sz="4" w:space="0" w:color="auto"/>
+              <w:left w:val="single" w:sz="4" w:space="0" w:color="auto"/>
+              <w:bottom w:val="single" w:sz="4" w:space="0" w:color="auto"/>
+              <w:right w:val="single" w:sz="4" w:space="0" w:color="auto"/>
+            </w:tcBorders>
+          </w:tcPr>
+          <w:p>
+            <w:pPr>
+              <w:keepNext/>
+              <w:spacing w:before="240" w:after="60"/>
+              <w:outlineLvl w:val="1"/>
+              <w:rPr>
+                <w:b/>
+                <w:bCs/>
+                <w:i/>
+                <w:iCs/>
+                <w:color w:val="000000"/>
+                <w:sz w:val="16"/>
+                <w:szCs w:val="16"/>
+              </w:rPr>
+            </w:pPr>
+          </w:p>
+        </w:tc>
+      </w:tr>
+      <w:tr>
+        <w:trPr>
+          <w:trHeight w:val="617"/>
+        </w:trPr>
+        <w:tc>
+          <w:tcPr>
+            <w:tcW w:w="568" w:type="dxa"/>
+            <w:tcBorders>
+              <w:top w:val="single" w:sz="4" w:space="0" w:color="auto"/>
+              <w:left w:val="single" w:sz="4" w:space="0" w:color="auto"/>
+              <w:bottom w:val="single" w:sz="4" w:space="0" w:color="auto"/>
+              <w:right w:val="single" w:sz="4" w:space="0" w:color="auto"/>
+            </w:tcBorders>
+            <w:vAlign w:val="center"/>
+          </w:tcPr>
+          <w:p>
+            <w:pPr>
+              <w:jc w:val="center"/>
+              <w:rPr>
+                <w:bCs/>
+                <w:color w:val="000000"/>
+              </w:rPr>
+            </w:pPr>
+            <w:r>
+              <w:rPr>
+                <w:bCs/>
+                <w:color w:val="000000"/>
+              </w:rPr>
+              <w:t>2</w:t>
+            </w:r>
+          </w:p>
+        </w:tc>
+        <w:tc>
+          <w:tcPr>
+            <w:tcW w:w="1134" w:type="dxa"/>
+            <w:tcBorders>
+              <w:top w:val="single" w:sz="4" w:space="0" w:color="auto"/>
+              <w:left w:val="single" w:sz="4" w:space="0" w:color="auto"/>
+              <w:bottom w:val="single" w:sz="4" w:space="0" w:color="auto"/>
+              <w:right w:val="single" w:sz="4" w:space="0" w:color="auto"/>
+            </w:tcBorders>
+          </w:tcPr>
+          <w:p>
+            <w:pPr>
+              <w:jc w:val="center"/>
+              <w:rPr>
+                <w:b/>
+                <w:bCs/>
+                <w:color w:val="000000"/>
+                <w:sz w:val="16"/>
+                <w:szCs w:val="16"/>
+              </w:rPr>
+            </w:pPr>
+          </w:p>
+        </w:tc>
+        <w:tc>
+          <w:tcPr>
+            <w:tcW w:w="1417" w:type="dxa"/>
+            <w:tcBorders>
+              <w:top w:val="single" w:sz="4" w:space="0" w:color="auto"/>
+              <w:left w:val="single" w:sz="4" w:space="0" w:color="auto"/>
+              <w:bottom w:val="single" w:sz="4" w:space="0" w:color="auto"/>
+              <w:right w:val="single" w:sz="4" w:space="0" w:color="auto"/>
+            </w:tcBorders>
+          </w:tcPr>
+          <w:p>
+            <w:pPr>
+              <w:jc w:val="center"/>
+              <w:rPr>
+                <w:b/>
+                <w:bCs/>
+                <w:color w:val="000000"/>
+                <w:sz w:val="16"/>
+                <w:szCs w:val="16"/>
+              </w:rPr>
+            </w:pPr>
+          </w:p>
+        </w:tc>
+        <w:tc>
+          <w:tcPr>
+            <w:tcW w:w="1843" w:type="dxa"/>
+            <w:tcBorders>
+              <w:top w:val="single" w:sz="4" w:space="0" w:color="auto"/>
+              <w:left w:val="single" w:sz="4" w:space="0" w:color="auto"/>
+              <w:bottom w:val="single" w:sz="4" w:space="0" w:color="auto"/>
+              <w:right w:val="single" w:sz="4" w:space="0" w:color="auto"/>
+            </w:tcBorders>
+          </w:tcPr>
+          <w:p>
+            <w:pPr>
+              <w:jc w:val="center"/>
+              <w:rPr>
+                <w:b/>
+                <w:bCs/>
+                <w:color w:val="000000"/>
+                <w:sz w:val="16"/>
+                <w:szCs w:val="16"/>
+              </w:rPr>
+            </w:pPr>
+          </w:p>
+        </w:tc>
+        <w:tc>
+          <w:tcPr>
+            <w:tcW w:w="1317" w:type="dxa"/>
+            <w:tcBorders>
+              <w:top w:val="single" w:sz="4" w:space="0" w:color="auto"/>
+              <w:left w:val="single" w:sz="4" w:space="0" w:color="auto"/>
+              <w:bottom w:val="single" w:sz="4" w:space="0" w:color="auto"/>
+              <w:right w:val="single" w:sz="4" w:space="0" w:color="auto"/>
+            </w:tcBorders>
+          </w:tcPr>
+          <w:p>
+            <w:pPr>
+              <w:jc w:val="center"/>
+              <w:rPr>
+                <w:b/>
+                <w:bCs/>
+                <w:color w:val="000000"/>
+                <w:sz w:val="16"/>
+                <w:szCs w:val="16"/>
+              </w:rPr>
+            </w:pPr>
+          </w:p>
+        </w:tc>
+        <w:tc>
+          <w:tcPr>
+            <w:tcW w:w="1235" w:type="dxa"/>
+            <w:tcBorders>
+              <w:top w:val="single" w:sz="4" w:space="0" w:color="auto"/>
+              <w:left w:val="single" w:sz="4" w:space="0" w:color="auto"/>
+              <w:bottom w:val="single" w:sz="4" w:space="0" w:color="auto"/>
+              <w:right w:val="single" w:sz="4" w:space="0" w:color="auto"/>
+            </w:tcBorders>
+          </w:tcPr>
+          <w:p>
+            <w:pPr>
+              <w:jc w:val="center"/>
+              <w:rPr>
+                <w:b/>
+                <w:bCs/>
+                <w:color w:val="000000"/>
+                <w:sz w:val="16"/>
+                <w:szCs w:val="16"/>
+              </w:rPr>
+            </w:pPr>
+          </w:p>
+        </w:tc>
+        <w:tc>
+          <w:tcPr>
+            <w:tcW w:w="1272" w:type="dxa"/>
+            <w:tcBorders>
+              <w:top w:val="single" w:sz="4" w:space="0" w:color="auto"/>
+              <w:left w:val="single" w:sz="4" w:space="0" w:color="auto"/>
+              <w:bottom w:val="single" w:sz="4" w:space="0" w:color="auto"/>
+              <w:right w:val="single" w:sz="4" w:space="0" w:color="auto"/>
+            </w:tcBorders>
+          </w:tcPr>
+          <w:p>
+            <w:pPr>
+              <w:jc w:val="center"/>
+              <w:rPr>
+                <w:b/>
+                <w:bCs/>
+                <w:color w:val="000000"/>
+                <w:sz w:val="16"/>
+                <w:szCs w:val="16"/>
+              </w:rPr>
+            </w:pPr>
+          </w:p>
+        </w:tc>
+        <w:tc>
+          <w:tcPr>
+            <w:tcW w:w="996" w:type="dxa"/>
+            <w:tcBorders>
+              <w:top w:val="single" w:sz="4" w:space="0" w:color="auto"/>
+              <w:left w:val="single" w:sz="4" w:space="0" w:color="auto"/>
+              <w:bottom w:val="single" w:sz="4" w:space="0" w:color="auto"/>
+              <w:right w:val="single" w:sz="4" w:space="0" w:color="auto"/>
+            </w:tcBorders>
+          </w:tcPr>
+          <w:p>
+            <w:pPr>
+              <w:keepNext/>
+              <w:spacing w:before="240" w:after="60"/>
+              <w:outlineLvl w:val="1"/>
+              <w:rPr>
+                <w:b/>
+                <w:bCs/>
+                <w:i/>
+                <w:iCs/>
+                <w:color w:val="000000"/>
+                <w:sz w:val="16"/>
+                <w:szCs w:val="16"/>
+              </w:rPr>
+            </w:pPr>
+          </w:p>
+        </w:tc>
+      </w:tr>
+      <w:tr>
+        <w:trPr>
+          <w:trHeight w:val="617"/>
+        </w:trPr>
+        <w:tc>
+          <w:tcPr>
+            <w:tcW w:w="568" w:type="dxa"/>
+            <w:tcBorders>
+              <w:top w:val="single" w:sz="4" w:space="0" w:color="auto"/>
+              <w:left w:val="single" w:sz="4" w:space="0" w:color="auto"/>
+              <w:bottom w:val="single" w:sz="4" w:space="0" w:color="auto"/>
+              <w:right w:val="single" w:sz="4" w:space="0" w:color="auto"/>
+            </w:tcBorders>
+            <w:vAlign w:val="center"/>
+          </w:tcPr>
+          <w:p>
+            <w:pPr>
+              <w:jc w:val="center"/>
+              <w:rPr>
+                <w:bCs/>
+                <w:color w:val="000000"/>
+              </w:rPr>
+            </w:pPr>
+            <w:r>
+              <w:rPr>
+                <w:bCs/>
+                <w:color w:val="000000"/>
+              </w:rPr>
+              <w:t>3</w:t>
+            </w:r>
+          </w:p>
+        </w:tc>
+        <w:tc>
+          <w:tcPr>
+            <w:tcW w:w="1134" w:type="dxa"/>
+            <w:tcBorders>
+              <w:top w:val="single" w:sz="4" w:space="0" w:color="auto"/>
+              <w:left w:val="single" w:sz="4" w:space="0" w:color="auto"/>
+              <w:bottom w:val="single" w:sz="4" w:space="0" w:color="auto"/>
+              <w:right w:val="single" w:sz="4" w:space="0" w:color="auto"/>
+            </w:tcBorders>
+          </w:tcPr>
+          <w:p>
+            <w:pPr>
+              <w:jc w:val="center"/>
+              <w:rPr>
+                <w:b/>
+                <w:bCs/>
+                <w:color w:val="000000"/>
+                <w:sz w:val="16"/>
+                <w:szCs w:val="16"/>
+              </w:rPr>
+            </w:pPr>
+          </w:p>
+        </w:tc>
+        <w:tc>
+          <w:tcPr>
+            <w:tcW w:w="1417" w:type="dxa"/>
+            <w:tcBorders>
+              <w:top w:val="single" w:sz="4" w:space="0" w:color="auto"/>
+              <w:left w:val="single" w:sz="4" w:space="0" w:color="auto"/>
+              <w:bottom w:val="single" w:sz="4" w:space="0" w:color="auto"/>
+              <w:right w:val="single" w:sz="4" w:space="0" w:color="auto"/>
+            </w:tcBorders>
+          </w:tcPr>
+          <w:p>
+            <w:pPr>
+              <w:jc w:val="center"/>
+              <w:rPr>
+                <w:b/>
+                <w:bCs/>
+                <w:color w:val="000000"/>
+                <w:sz w:val="16"/>
+                <w:szCs w:val="16"/>
+              </w:rPr>
+            </w:pPr>
+          </w:p>
+        </w:tc>
+        <w:tc>
+          <w:tcPr>
+            <w:tcW w:w="1843" w:type="dxa"/>
+            <w:tcBorders>
+              <w:top w:val="single" w:sz="4" w:space="0" w:color="auto"/>
+              <w:left w:val="single" w:sz="4" w:space="0" w:color="auto"/>
+              <w:bottom w:val="single" w:sz="4" w:space="0" w:color="auto"/>
+              <w:right w:val="single" w:sz="4" w:space="0" w:color="auto"/>
+            </w:tcBorders>
+          </w:tcPr>
+          <w:p>
+            <w:pPr>
+              <w:jc w:val="center"/>
+              <w:rPr>
+                <w:b/>
+                <w:bCs/>
+                <w:color w:val="000000"/>
+                <w:sz w:val="16"/>
+                <w:szCs w:val="16"/>
+              </w:rPr>
+            </w:pPr>
+          </w:p>
+        </w:tc>
+        <w:tc>
+          <w:tcPr>
+            <w:tcW w:w="1317" w:type="dxa"/>
+            <w:tcBorders>
+              <w:top w:val="single" w:sz="4" w:space="0" w:color="auto"/>
+              <w:left w:val="single" w:sz="4" w:space="0" w:color="auto"/>
+              <w:bottom w:val="single" w:sz="4" w:space="0" w:color="auto"/>
+              <w:right w:val="single" w:sz="4" w:space="0" w:color="auto"/>
+            </w:tcBorders>
+          </w:tcPr>
+          <w:p>
+            <w:pPr>
+              <w:jc w:val="center"/>
+              <w:rPr>
+                <w:b/>
+                <w:bCs/>
+                <w:color w:val="000000"/>
+                <w:sz w:val="16"/>
+                <w:szCs w:val="16"/>
+              </w:rPr>
+            </w:pPr>
+          </w:p>
+        </w:tc>
+        <w:tc>
+          <w:tcPr>
+            <w:tcW w:w="1235" w:type="dxa"/>
+            <w:tcBorders>
+              <w:top w:val="single" w:sz="4" w:space="0" w:color="auto"/>
+              <w:left w:val="single" w:sz="4" w:space="0" w:color="auto"/>
+              <w:bottom w:val="single" w:sz="4" w:space="0" w:color="auto"/>
+              <w:right w:val="single" w:sz="4" w:space="0" w:color="auto"/>
+            </w:tcBorders>
+          </w:tcPr>
+          <w:p>
+            <w:pPr>
+              <w:jc w:val="center"/>
+              <w:rPr>
+                <w:b/>
+                <w:bCs/>
+                <w:color w:val="000000"/>
+                <w:sz w:val="16"/>
+                <w:szCs w:val="16"/>
+              </w:rPr>
+            </w:pPr>
+          </w:p>
+        </w:tc>
+        <w:tc>
+          <w:tcPr>
+            <w:tcW w:w="1272" w:type="dxa"/>
+            <w:tcBorders>
+              <w:top w:val="single" w:sz="4" w:space="0" w:color="auto"/>
+              <w:left w:val="single" w:sz="4" w:space="0" w:color="auto"/>
+              <w:bottom w:val="single" w:sz="4" w:space="0" w:color="auto"/>
+              <w:right w:val="single" w:sz="4" w:space="0" w:color="auto"/>
+            </w:tcBorders>
+          </w:tcPr>
+          <w:p>
+            <w:pPr>
+              <w:jc w:val="center"/>
+              <w:rPr>
+                <w:b/>
+                <w:bCs/>
+                <w:color w:val="000000"/>
+                <w:sz w:val="16"/>
+                <w:szCs w:val="16"/>
+              </w:rPr>
+            </w:pPr>
+          </w:p>
+        </w:tc>
+        <w:tc>
+          <w:tcPr>
+            <w:tcW w:w="996" w:type="dxa"/>
+            <w:tcBorders>
+              <w:top w:val="single" w:sz="4" w:space="0" w:color="auto"/>
+              <w:left w:val="single" w:sz="4" w:space="0" w:color="auto"/>
+              <w:bottom w:val="single" w:sz="4" w:space="0" w:color="auto"/>
+              <w:right w:val="single" w:sz="4" w:space="0" w:color="auto"/>
+            </w:tcBorders>
+          </w:tcPr>
+          <w:p>
+            <w:pPr>
+              <w:keepNext/>
+              <w:spacing w:before="240" w:after="60"/>
+              <w:outlineLvl w:val="1"/>
+              <w:rPr>
+                <w:b/>
+                <w:bCs/>
+                <w:i/>
+                <w:iCs/>
+                <w:color w:val="000000"/>
+                <w:sz w:val="16"/>
+                <w:szCs w:val="16"/>
+              </w:rPr>
+            </w:pPr>
+          </w:p>
+        </w:tc>
+      </w:tr>
+      <w:tr>
+        <w:trPr>
+          <w:trHeight w:val="617"/>
+        </w:trPr>
+        <w:tc>
+          <w:tcPr>
+            <w:tcW w:w="568" w:type="dxa"/>
+            <w:tcBorders>
+              <w:top w:val="single" w:sz="4" w:space="0" w:color="auto"/>
+              <w:left w:val="single" w:sz="4" w:space="0" w:color="auto"/>
+              <w:bottom w:val="single" w:sz="4" w:space="0" w:color="auto"/>
+              <w:right w:val="single" w:sz="4" w:space="0" w:color="auto"/>
+            </w:tcBorders>
+            <w:vAlign w:val="center"/>
+          </w:tcPr>
+          <w:p>
+            <w:pPr>
+              <w:jc w:val="center"/>
+              <w:rPr>
+                <w:bCs/>
+                <w:color w:val="000000"/>
+              </w:rPr>
+            </w:pPr>
+            <w:r>
+              <w:rPr>
+                <w:bCs/>
+                <w:color w:val="000000"/>
+              </w:rPr>
+              <w:t>4</w:t>
+            </w:r>
+          </w:p>
+        </w:tc>
+        <w:tc>
+          <w:tcPr>
+            <w:tcW w:w="1134" w:type="dxa"/>
+            <w:tcBorders>
+              <w:top w:val="single" w:sz="4" w:space="0" w:color="auto"/>
+              <w:left w:val="single" w:sz="4" w:space="0" w:color="auto"/>
+              <w:bottom w:val="single" w:sz="4" w:space="0" w:color="auto"/>
+              <w:right w:val="single" w:sz="4" w:space="0" w:color="auto"/>
+            </w:tcBorders>
+          </w:tcPr>
+          <w:p>
+            <w:pPr>
+              <w:jc w:val="center"/>
+              <w:rPr>
+                <w:b/>
+                <w:bCs/>
+                <w:color w:val="000000"/>
+                <w:sz w:val="16"/>
+                <w:szCs w:val="16"/>
+              </w:rPr>
+            </w:pPr>
+          </w:p>
+        </w:tc>
+        <w:tc>
+          <w:tcPr>
+            <w:tcW w:w="1417" w:type="dxa"/>
+            <w:tcBorders>
+              <w:top w:val="single" w:sz="4" w:space="0" w:color="auto"/>
+              <w:left w:val="single" w:sz="4" w:space="0" w:color="auto"/>
+              <w:bottom w:val="single" w:sz="4" w:space="0" w:color="auto"/>
+              <w:right w:val="single" w:sz="4" w:space="0" w:color="auto"/>
+            </w:tcBorders>
+          </w:tcPr>
+          <w:p>
+            <w:pPr>
+              <w:jc w:val="center"/>
+              <w:rPr>
+                <w:b/>
+                <w:bCs/>
+                <w:color w:val="000000"/>
+                <w:sz w:val="16"/>
+                <w:szCs w:val="16"/>
+              </w:rPr>
+            </w:pPr>
+          </w:p>
+        </w:tc>
+        <w:tc>
+          <w:tcPr>
+            <w:tcW w:w="1843" w:type="dxa"/>
+            <w:tcBorders>
+              <w:top w:val="single" w:sz="4" w:space="0" w:color="auto"/>
+              <w:left w:val="single" w:sz="4" w:space="0" w:color="auto"/>
+              <w:bottom w:val="single" w:sz="4" w:space="0" w:color="auto"/>
+              <w:right w:val="single" w:sz="4" w:space="0" w:color="auto"/>
+            </w:tcBorders>
+          </w:tcPr>
+          <w:p>
+            <w:pPr>
+              <w:jc w:val="center"/>
+              <w:rPr>
+                <w:b/>
+                <w:bCs/>
+                <w:color w:val="000000"/>
+                <w:sz w:val="16"/>
+                <w:szCs w:val="16"/>
+              </w:rPr>
+            </w:pPr>
+          </w:p>
+        </w:tc>
+        <w:tc>
+          <w:tcPr>
+            <w:tcW w:w="1317" w:type="dxa"/>
+            <w:tcBorders>
+              <w:top w:val="single" w:sz="4" w:space="0" w:color="auto"/>
+              <w:left w:val="single" w:sz="4" w:space="0" w:color="auto"/>
+              <w:bottom w:val="single" w:sz="4" w:space="0" w:color="auto"/>
+              <w:right w:val="single" w:sz="4" w:space="0" w:color="auto"/>
+            </w:tcBorders>
+          </w:tcPr>
+          <w:p>
+            <w:pPr>
+              <w:jc w:val="center"/>
+              <w:rPr>
+                <w:b/>
+                <w:bCs/>
+                <w:color w:val="000000"/>
+                <w:sz w:val="16"/>
+                <w:szCs w:val="16"/>
+              </w:rPr>
+            </w:pPr>
+          </w:p>
+        </w:tc>
+        <w:tc>
+          <w:tcPr>
+            <w:tcW w:w="1235" w:type="dxa"/>
+            <w:tcBorders>
+              <w:top w:val="single" w:sz="4" w:space="0" w:color="auto"/>
+              <w:left w:val="single" w:sz="4" w:space="0" w:color="auto"/>
+              <w:bottom w:val="single" w:sz="4" w:space="0" w:color="auto"/>
+              <w:right w:val="single" w:sz="4" w:space="0" w:color="auto"/>
+            </w:tcBorders>
+          </w:tcPr>
+          <w:p>
+            <w:pPr>
+              <w:jc w:val="center"/>
+              <w:rPr>
+                <w:b/>
+                <w:bCs/>
+                <w:color w:val="000000"/>
+                <w:sz w:val="16"/>
+                <w:szCs w:val="16"/>
+              </w:rPr>
+            </w:pPr>
+          </w:p>
+        </w:tc>
+        <w:tc>
+          <w:tcPr>
+            <w:tcW w:w="1272" w:type="dxa"/>
+            <w:tcBorders>
+              <w:top w:val="single" w:sz="4" w:space="0" w:color="auto"/>
+              <w:left w:val="single" w:sz="4" w:space="0" w:color="auto"/>
+              <w:bottom w:val="single" w:sz="4" w:space="0" w:color="auto"/>
+              <w:right w:val="single" w:sz="4" w:space="0" w:color="auto"/>
+            </w:tcBorders>
+          </w:tcPr>
+          <w:p>
+            <w:pPr>
+              <w:jc w:val="center"/>
+              <w:rPr>
+                <w:b/>
+                <w:bCs/>
+                <w:color w:val="000000"/>
+                <w:sz w:val="16"/>
+                <w:szCs w:val="16"/>
+              </w:rPr>
+            </w:pPr>
+          </w:p>
+        </w:tc>
+        <w:tc>
+          <w:tcPr>
+            <w:tcW w:w="996" w:type="dxa"/>
+            <w:tcBorders>
+              <w:top w:val="single" w:sz="4" w:space="0" w:color="auto"/>
+              <w:left w:val="single" w:sz="4" w:space="0" w:color="auto"/>
+              <w:bottom w:val="single" w:sz="4" w:space="0" w:color="auto"/>
+              <w:right w:val="single" w:sz="4" w:space="0" w:color="auto"/>
+            </w:tcBorders>
+          </w:tcPr>
+          <w:p>
+            <w:pPr>
+              <w:keepNext/>
+              <w:spacing w:before="240" w:after="60"/>
+              <w:outlineLvl w:val="1"/>
+              <w:rPr>
+                <w:b/>
+                <w:bCs/>
+                <w:i/>
+                <w:iCs/>
+                <w:color w:val="000000"/>
+                <w:sz w:val="16"/>
+                <w:szCs w:val="16"/>
+              </w:rPr>
+            </w:pPr>
+          </w:p>
+        </w:tc>
+      </w:tr>
+      <w:tr>
+        <w:trPr>
+          <w:trHeight w:val="617"/>
+        </w:trPr>
+        <w:tc>
+          <w:tcPr>
+            <w:tcW w:w="568" w:type="dxa"/>
+            <w:tcBorders>
+              <w:top w:val="single" w:sz="4" w:space="0" w:color="auto"/>
+              <w:left w:val="single" w:sz="4" w:space="0" w:color="auto"/>
+              <w:bottom w:val="single" w:sz="4" w:space="0" w:color="auto"/>
+              <w:right w:val="single" w:sz="4" w:space="0" w:color="auto"/>
+            </w:tcBorders>
+            <w:vAlign w:val="center"/>
+          </w:tcPr>
+          <w:p>
+            <w:pPr>
+              <w:jc w:val="center"/>
+              <w:rPr>
+                <w:bCs/>
+                <w:color w:val="000000"/>
+              </w:rPr>
+            </w:pPr>
+            <w:r>
+              <w:rPr>
+                <w:bCs/>
+                <w:color w:val="000000"/>
+              </w:rPr>
+              <w:t>5</w:t>
+            </w:r>
+          </w:p>
+        </w:tc>
+        <w:tc>
+          <w:tcPr>
+            <w:tcW w:w="1134" w:type="dxa"/>
+            <w:tcBorders>
+              <w:top w:val="single" w:sz="4" w:space="0" w:color="auto"/>
+              <w:left w:val="single" w:sz="4" w:space="0" w:color="auto"/>
+              <w:bottom w:val="single" w:sz="4" w:space="0" w:color="auto"/>
+              <w:right w:val="single" w:sz="4" w:space="0" w:color="auto"/>
+            </w:tcBorders>
+          </w:tcPr>
+          <w:p>
+            <w:pPr>
+              <w:jc w:val="center"/>
+              <w:rPr>
+                <w:b/>
+                <w:bCs/>
+                <w:color w:val="000000"/>
+                <w:sz w:val="16"/>
+                <w:szCs w:val="16"/>
+              </w:rPr>
+            </w:pPr>
+          </w:p>
+        </w:tc>
+        <w:tc>
+          <w:tcPr>
+            <w:tcW w:w="1417" w:type="dxa"/>
+            <w:tcBorders>
+              <w:top w:val="single" w:sz="4" w:space="0" w:color="auto"/>
+              <w:left w:val="single" w:sz="4" w:space="0" w:color="auto"/>
+              <w:bottom w:val="single" w:sz="4" w:space="0" w:color="auto"/>
+              <w:right w:val="single" w:sz="4" w:space="0" w:color="auto"/>
+            </w:tcBorders>
+          </w:tcPr>
+          <w:p>
+            <w:pPr>
+              <w:jc w:val="center"/>
+              <w:rPr>
+                <w:b/>
+                <w:bCs/>
+                <w:color w:val="000000"/>
+                <w:sz w:val="16"/>
+                <w:szCs w:val="16"/>
+              </w:rPr>
+            </w:pPr>
+          </w:p>
+        </w:tc>
+        <w:tc>
+          <w:tcPr>
+            <w:tcW w:w="1843" w:type="dxa"/>
+            <w:tcBorders>
+              <w:top w:val="single" w:sz="4" w:space="0" w:color="auto"/>
+              <w:left w:val="single" w:sz="4" w:space="0" w:color="auto"/>
+              <w:bottom w:val="single" w:sz="4" w:space="0" w:color="auto"/>
+              <w:right w:val="single" w:sz="4" w:space="0" w:color="auto"/>
+            </w:tcBorders>
+          </w:tcPr>
+          <w:p>
+            <w:pPr>
+              <w:jc w:val="center"/>
+              <w:rPr>
+                <w:b/>
+                <w:bCs/>
+                <w:color w:val="000000"/>
+                <w:sz w:val="16"/>
+                <w:szCs w:val="16"/>
+              </w:rPr>
+            </w:pPr>
+          </w:p>
+        </w:tc>
+        <w:tc>
+          <w:tcPr>
+            <w:tcW w:w="1317" w:type="dxa"/>
+            <w:tcBorders>
+              <w:top w:val="single" w:sz="4" w:space="0" w:color="auto"/>
+              <w:left w:val="single" w:sz="4" w:space="0" w:color="auto"/>
+              <w:bottom w:val="single" w:sz="4" w:space="0" w:color="auto"/>
+              <w:right w:val="single" w:sz="4" w:space="0" w:color="auto"/>
+            </w:tcBorders>
+          </w:tcPr>
+          <w:p>
+            <w:pPr>
+              <w:jc w:val="center"/>
+              <w:rPr>
+                <w:b/>
+                <w:bCs/>
+                <w:color w:val="000000"/>
+                <w:sz w:val="16"/>
+                <w:szCs w:val="16"/>
+              </w:rPr>
+            </w:pPr>
+          </w:p>
+        </w:tc>
+        <w:tc>
+          <w:tcPr>
+            <w:tcW w:w="1235" w:type="dxa"/>
+            <w:tcBorders>
+              <w:top w:val="single" w:sz="4" w:space="0" w:color="auto"/>
+              <w:left w:val="single" w:sz="4" w:space="0" w:color="auto"/>
+              <w:bottom w:val="single" w:sz="4" w:space="0" w:color="auto"/>
+              <w:right w:val="single" w:sz="4" w:space="0" w:color="auto"/>
+            </w:tcBorders>
+          </w:tcPr>
+          <w:p>
+            <w:pPr>
+              <w:jc w:val="center"/>
+              <w:rPr>
+                <w:b/>
+                <w:bCs/>
+                <w:color w:val="000000"/>
+                <w:sz w:val="16"/>
+                <w:szCs w:val="16"/>
+              </w:rPr>
+            </w:pPr>
+          </w:p>
+        </w:tc>
+        <w:tc>
+          <w:tcPr>
+            <w:tcW w:w="1272" w:type="dxa"/>
+            <w:tcBorders>
+              <w:top w:val="single" w:sz="4" w:space="0" w:color="auto"/>
+              <w:left w:val="single" w:sz="4" w:space="0" w:color="auto"/>
+              <w:bottom w:val="single" w:sz="4" w:space="0" w:color="auto"/>
+              <w:right w:val="single" w:sz="4" w:space="0" w:color="auto"/>
+            </w:tcBorders>
+          </w:tcPr>
+          <w:p>
+            <w:pPr>
+              <w:jc w:val="center"/>
+              <w:rPr>
+                <w:b/>
+                <w:bCs/>
+                <w:color w:val="000000"/>
+                <w:sz w:val="16"/>
+                <w:szCs w:val="16"/>
+              </w:rPr>
+            </w:pPr>
+          </w:p>
+        </w:tc>
+        <w:tc>
+          <w:tcPr>
+            <w:tcW w:w="996" w:type="dxa"/>
+            <w:tcBorders>
+              <w:top w:val="single" w:sz="4" w:space="0" w:color="auto"/>
+              <w:left w:val="single" w:sz="4" w:space="0" w:color="auto"/>
+              <w:bottom w:val="single" w:sz="4" w:space="0" w:color="auto"/>
+              <w:right w:val="single" w:sz="4" w:space="0" w:color="auto"/>
+            </w:tcBorders>
+          </w:tcPr>
+          <w:p>
+            <w:pPr>
+              <w:keepNext/>
+              <w:spacing w:before="240" w:after="60"/>
+              <w:outlineLvl w:val="1"/>
+              <w:rPr>
+                <w:b/>
+                <w:bCs/>
+                <w:i/>
+                <w:iCs/>
+                <w:color w:val="000000"/>
+                <w:sz w:val="16"/>
+                <w:szCs w:val="16"/>
+              </w:rPr>
+            </w:pPr>
+          </w:p>
+        </w:tc>
+      </w:tr>
+      <w:tr>
+        <w:trPr>
+          <w:trHeight w:val="617"/>
+        </w:trPr>
+        <w:tc>
+          <w:tcPr>
+            <w:tcW w:w="568" w:type="dxa"/>
+            <w:tcBorders>
+              <w:top w:val="single" w:sz="4" w:space="0" w:color="auto"/>
+              <w:left w:val="single" w:sz="4" w:space="0" w:color="auto"/>
+              <w:bottom w:val="single" w:sz="4" w:space="0" w:color="auto"/>
+              <w:right w:val="single" w:sz="4" w:space="0" w:color="auto"/>
+            </w:tcBorders>
+            <w:vAlign w:val="center"/>
+          </w:tcPr>
+          <w:p>
+            <w:pPr>
+              <w:jc w:val="center"/>
+              <w:rPr>
+                <w:bCs/>
+                <w:color w:val="000000"/>
+              </w:rPr>
+            </w:pPr>
+            <w:r>
+              <w:rPr>
+                <w:bCs/>
+                <w:color w:val="000000"/>
+              </w:rPr>
+              <w:t>6</w:t>
+            </w:r>
+          </w:p>
+        </w:tc>
+        <w:tc>
+          <w:tcPr>
+            <w:tcW w:w="1134" w:type="dxa"/>
+            <w:tcBorders>
+              <w:top w:val="single" w:sz="4" w:space="0" w:color="auto"/>
+              <w:left w:val="single" w:sz="4" w:space="0" w:color="auto"/>
+              <w:bottom w:val="single" w:sz="4" w:space="0" w:color="auto"/>
+              <w:right w:val="single" w:sz="4" w:space="0" w:color="auto"/>
+            </w:tcBorders>
+          </w:tcPr>
+          <w:p>
+            <w:pPr>
+              <w:jc w:val="center"/>
+              <w:rPr>
+                <w:b/>
+                <w:bCs/>
+                <w:color w:val="000000"/>
+                <w:sz w:val="16"/>
+                <w:szCs w:val="16"/>
+              </w:rPr>
+            </w:pPr>
+          </w:p>
+        </w:tc>
+        <w:tc>
+          <w:tcPr>
+            <w:tcW w:w="1417" w:type="dxa"/>
+            <w:tcBorders>
+              <w:top w:val="single" w:sz="4" w:space="0" w:color="auto"/>
+              <w:left w:val="single" w:sz="4" w:space="0" w:color="auto"/>
+              <w:bottom w:val="single" w:sz="4" w:space="0" w:color="auto"/>
+              <w:right w:val="single" w:sz="4" w:space="0" w:color="auto"/>
+            </w:tcBorders>
+          </w:tcPr>
+          <w:p>
+            <w:pPr>
+              <w:jc w:val="center"/>
+              <w:rPr>
+                <w:b/>
+                <w:bCs/>
+                <w:color w:val="000000"/>
+                <w:sz w:val="16"/>
+                <w:szCs w:val="16"/>
+              </w:rPr>
+            </w:pPr>
+          </w:p>
+        </w:tc>
+        <w:tc>
+          <w:tcPr>
+            <w:tcW w:w="1843" w:type="dxa"/>
+            <w:tcBorders>
+              <w:top w:val="single" w:sz="4" w:space="0" w:color="auto"/>
+              <w:left w:val="single" w:sz="4" w:space="0" w:color="auto"/>
+              <w:bottom w:val="single" w:sz="4" w:space="0" w:color="auto"/>
+              <w:right w:val="single" w:sz="4" w:space="0" w:color="auto"/>
+            </w:tcBorders>
+          </w:tcPr>
+          <w:p>
+            <w:pPr>
+              <w:jc w:val="center"/>
+              <w:rPr>
+                <w:b/>
+                <w:bCs/>
+                <w:color w:val="000000"/>
+                <w:sz w:val="16"/>
+                <w:szCs w:val="16"/>
+              </w:rPr>
+            </w:pPr>
+          </w:p>
+        </w:tc>
+        <w:tc>
+          <w:tcPr>
+            <w:tcW w:w="1317" w:type="dxa"/>
+            <w:tcBorders>
+              <w:top w:val="single" w:sz="4" w:space="0" w:color="auto"/>
+              <w:left w:val="single" w:sz="4" w:space="0" w:color="auto"/>
+              <w:bottom w:val="single" w:sz="4" w:space="0" w:color="auto"/>
+              <w:right w:val="single" w:sz="4" w:space="0" w:color="auto"/>
+            </w:tcBorders>
+          </w:tcPr>
+          <w:p>
+            <w:pPr>
+              <w:jc w:val="center"/>
+              <w:rPr>
+                <w:b/>
+                <w:bCs/>
+                <w:color w:val="000000"/>
+                <w:sz w:val="16"/>
+                <w:szCs w:val="16"/>
+              </w:rPr>
+            </w:pPr>
+          </w:p>
+        </w:tc>
+        <w:tc>
+          <w:tcPr>
+            <w:tcW w:w="1235" w:type="dxa"/>
+            <w:tcBorders>
+              <w:top w:val="single" w:sz="4" w:space="0" w:color="auto"/>
+              <w:left w:val="single" w:sz="4" w:space="0" w:color="auto"/>
+              <w:bottom w:val="single" w:sz="4" w:space="0" w:color="auto"/>
+              <w:right w:val="single" w:sz="4" w:space="0" w:color="auto"/>
+            </w:tcBorders>
+          </w:tcPr>
+          <w:p>
+            <w:pPr>
+              <w:jc w:val="center"/>
+              <w:rPr>
+                <w:b/>
+                <w:bCs/>
+                <w:color w:val="000000"/>
+                <w:sz w:val="16"/>
+                <w:szCs w:val="16"/>
+              </w:rPr>
+            </w:pPr>
+          </w:p>
+        </w:tc>
+        <w:tc>
+          <w:tcPr>
+            <w:tcW w:w="1272" w:type="dxa"/>
+            <w:tcBorders>
+              <w:top w:val="single" w:sz="4" w:space="0" w:color="auto"/>
+              <w:left w:val="single" w:sz="4" w:space="0" w:color="auto"/>
+              <w:bottom w:val="single" w:sz="4" w:space="0" w:color="auto"/>
+              <w:right w:val="single" w:sz="4" w:space="0" w:color="auto"/>
+            </w:tcBorders>
+          </w:tcPr>
+          <w:p>
+            <w:pPr>
+              <w:jc w:val="center"/>
+              <w:rPr>
+                <w:b/>
+                <w:bCs/>
+                <w:color w:val="000000"/>
+                <w:sz w:val="16"/>
+                <w:szCs w:val="16"/>
+              </w:rPr>
+            </w:pPr>
+          </w:p>
+        </w:tc>
+        <w:tc>
+          <w:tcPr>
+            <w:tcW w:w="996" w:type="dxa"/>
+            <w:tcBorders>
+              <w:top w:val="single" w:sz="4" w:space="0" w:color="auto"/>
+              <w:left w:val="single" w:sz="4" w:space="0" w:color="auto"/>
+              <w:bottom w:val="single" w:sz="4" w:space="0" w:color="auto"/>
+              <w:right w:val="single" w:sz="4" w:space="0" w:color="auto"/>
+            </w:tcBorders>
+          </w:tcPr>
+          <w:p>
+            <w:pPr>
+              <w:keepNext/>
+              <w:spacing w:before="240" w:after="60"/>
+              <w:outlineLvl w:val="1"/>
+              <w:rPr>
+                <w:b/>
+                <w:bCs/>
+                <w:i/>
+                <w:iCs/>
+                <w:color w:val="000000"/>
+                <w:sz w:val="16"/>
+                <w:szCs w:val="16"/>
+              </w:rPr>
+            </w:pPr>
+          </w:p>
+        </w:tc>
+      </w:tr>
+    </w:tbl>
+    <w:p>
+      <w:pPr>
+        <w:rPr>
+          <w:vanish/>
+          <w:color w:val="000000"/>
+          <w:sz w:val="24"/>
+          <w:szCs w:val="24"/>
+        </w:rPr>
+      </w:pPr>
+    </w:p>
+    <w:p>
+      <w:pPr>
+        <w:jc w:val="both"/>
+        <w:rPr>
+          <w:b/>
+          <w:bCs/>
+          <w:i/>
+          <w:iCs/>
+          <w:color w:val="000000"/>
+          <w:sz w:val="22"/>
+          <w:szCs w:val="22"/>
+        </w:rPr>
+      </w:pPr>
+    </w:p>
+    <w:p>
+      <w:bookmarkStart w:id="0" w:name="_GoBack"/>
+      <w:bookmarkEnd w:id="0"/>
+    </w:p>
     <w:sectPr>
       <w:pgSz w:w="12240" w:h="15840"/>
       <w:pgMar w:top="1440" w:right="1440" w:bottom="1440" w:left="1440" w:header="720" w:footer="720" w:gutter="0"/>
@@ -1866,7 +3634,7 @@
 </file>
 
 <file path=word/styles.xml><?xml version="1.0" encoding="utf-8"?>
-<w:styles xmlns:mc="http://schemas.openxmlformats.org/markup-compatibility/2006" xmlns:r="http://schemas.openxmlformats.org/officeDocument/2006/relationships" xmlns:w="http://schemas.openxmlformats.org/wordprocessingml/2006/main" xmlns:w14="http://schemas.microsoft.com/office/word/2010/wordml" xmlns:w15="http://schemas.microsoft.com/office/word/2012/wordml" xmlns:w16se="http://schemas.microsoft.com/office/word/2015/wordml/symex" mc:Ignorable="w14 w15 w16se">
+<w:styles xmlns:mc="http://schemas.openxmlformats.org/markup-compatibility/2006" xmlns:r="http://schemas.openxmlformats.org/officeDocument/2006/relationships" xmlns:w="http://schemas.openxmlformats.org/wordprocessingml/2006/main" xmlns:w14="http://schemas.microsoft.com/office/word/2010/wordml" xmlns:w15="http://schemas.microsoft.com/office/word/2012/wordml" xmlns:w16cex="http://schemas.microsoft.com/office/word/2018/wordml/cex" xmlns:w16cid="http://schemas.microsoft.com/office/word/2016/wordml/cid" xmlns:w16="http://schemas.microsoft.com/office/word/2018/wordml" xmlns:w16se="http://schemas.microsoft.com/office/word/2015/wordml/symex" mc:Ignorable="w14 w15 w16se w16cid w16 w16cex">
   <w:docDefaults>
     <w:rPrDefault>
       <w:rPr>
@@ -1882,7 +3650,7 @@
       </w:pPr>
     </w:pPrDefault>
   </w:docDefaults>
-  <w:latentStyles w:defLockedState="0" w:defUIPriority="99" w:defSemiHidden="0" w:defUnhideWhenUsed="0" w:defQFormat="0" w:count="371">
+  <w:latentStyles w:defLockedState="0" w:defUIPriority="99" w:defSemiHidden="0" w:defUnhideWhenUsed="0" w:defQFormat="0" w:count="376">
     <w:lsdException w:name="Normal" w:uiPriority="0" w:qFormat="1"/>
     <w:lsdException w:name="heading 1" w:uiPriority="9" w:qFormat="1"/>
     <w:lsdException w:name="heading 2" w:semiHidden="1" w:uiPriority="9" w:unhideWhenUsed="1" w:qFormat="1"/>
@@ -2254,6 +4022,11 @@
     <w:lsdException w:name="List Table 5 Dark Accent 6" w:uiPriority="50"/>
     <w:lsdException w:name="List Table 6 Colorful Accent 6" w:uiPriority="51"/>
     <w:lsdException w:name="List Table 7 Colorful Accent 6" w:uiPriority="52"/>
+    <w:lsdException w:name="Mention" w:semiHidden="1" w:unhideWhenUsed="1"/>
+    <w:lsdException w:name="Smart Hyperlink" w:semiHidden="1" w:unhideWhenUsed="1"/>
+    <w:lsdException w:name="Hashtag" w:semiHidden="1" w:unhideWhenUsed="1"/>
+    <w:lsdException w:name="Unresolved Mention" w:semiHidden="1" w:unhideWhenUsed="1"/>
+    <w:lsdException w:name="Smart Link" w:semiHidden="1" w:unhideWhenUsed="1"/>
   </w:latentStyles>
   <w:style w:type="paragraph" w:default="1" w:styleId="Normal">
     <w:name w:val="Normal"/>
